--- a/courts/ninth-circuit/nevada/federal/bankruptcy-district/adversary-complaint/usage/OUTPUT-adversary-complaint.docx
+++ b/courts/ninth-circuit/nevada/federal/bankruptcy-district/adversary-complaint/usage/OUTPUT-adversary-complaint.docx
@@ -548,7 +548,6 @@
               <w:right w:val="single" w:sz="6" w:space="0" w:color="000000"/>
             </w:tcBorders>
             <w:tcMar>
-              <w:bottom w:w="160" w:type="dxa"/>
               <w:right w:w="160" w:type="dxa"/>
             </w:tcMar>
           </w:tcPr>
